--- a/relatorio/Guia_Apresentacao.docx
+++ b/relatorio/Guia_Apresentacao.docx
@@ -366,7 +366,7 @@
               <w:rPr>
                 <w:sz w:val="19"/>
               </w:rPr>
-              <w:t>• “Os dados vêm da API pública do MusicBrainz: 16 artistas-semente (8 de R&amp;B/hip-hop, 8 de MPB), até 4 álbuns ‘Album’ por artista, gêneros com pelo menos 2 votos.”</w:t>
+              <w:t>• “Os dados vêm da API pública do MusicBrainz: 16 artistas-semente (8 de R&amp;B/hip-hop, 8 de MPB), até 4 álbuns ‘Album’ por artista, pegando os 5 gêneros mais votados de cada artista e álbum; um gênero só vira vértice se aparecer em pelo menos 2 dessas entidades.”</w:t>
               <w:br/>
               <w:t>• “Não coletamos nenhum dado de usuário - só metadados abertos, respondendo direto à crítica ética do parecer.”</w:t>
             </w:r>
